--- a/FASE 1/EVIDENCIAS_INDIVIDUALES/Arce_Felipe_1.1_APT122_AutoevaluacionCompetenciasFase1.docx
+++ b/FASE 1/EVIDENCIAS_INDIVIDUALES/Arce_Felipe_1.1_APT122_AutoevaluacionCompetenciasFase1.docx
@@ -778,7 +778,7 @@
                 <w:sz w:val="24"/>
                 <w:szCs w:val="24"/>
               </w:rPr>
-              <w:t>Escuela</w:t>
+              <w:t>Escuela de Informática y Telecomunicaciones</w:t>
             </w:r>
           </w:p>
         </w:tc>
